--- a/c12/lab 4 k8s JOBS REAL TIME LAB.docx
+++ b/c12/lab 4 k8s JOBS REAL TIME LAB.docx
@@ -97,6 +97,9 @@
     <w:p/>
     <w:p>
       <w:r>
+        <w:rPr>
+          <w:noProof/>
+        </w:rPr>
         <w:drawing>
           <wp:inline distT="0" distB="0" distL="0" distR="0" wp14:anchorId="2A005591" wp14:editId="3BD14552">
             <wp:extent cx="2977286" cy="3946085"/>
@@ -158,6 +161,201 @@
           <w:u w:val="single"/>
         </w:rPr>
       </w:pPr>
+      <w:r>
+        <w:rPr>
+          <w:b/>
+          <w:bCs/>
+          <w:u w:val="single"/>
+        </w:rPr>
+        <w:t>Step</w:t>
+      </w:r>
+      <w:proofErr w:type="gramStart"/>
+      <w:r>
+        <w:rPr>
+          <w:b/>
+          <w:bCs/>
+          <w:u w:val="single"/>
+        </w:rPr>
+        <w:t>1 :</w:t>
+      </w:r>
+      <w:proofErr w:type="gramEnd"/>
+      <w:r>
+        <w:rPr>
+          <w:b/>
+          <w:bCs/>
+          <w:u w:val="single"/>
+        </w:rPr>
+        <w:t xml:space="preserve"> Create </w:t>
+      </w:r>
+      <w:proofErr w:type="spellStart"/>
+      <w:r>
+        <w:rPr>
+          <w:b/>
+          <w:bCs/>
+          <w:u w:val="single"/>
+        </w:rPr>
+        <w:t>pv</w:t>
+      </w:r>
+      <w:proofErr w:type="spellEnd"/>
+    </w:p>
+    <w:p>
+      <w:pPr>
+        <w:rPr>
+          <w:b/>
+          <w:bCs/>
+          <w:u w:val="single"/>
+        </w:rPr>
+      </w:pPr>
+      <w:r>
+        <w:rPr>
+          <w:b/>
+          <w:bCs/>
+          <w:u w:val="single"/>
+        </w:rPr>
+        <w:t xml:space="preserve">nano </w:t>
+      </w:r>
+      <w:proofErr w:type="spellStart"/>
+      <w:proofErr w:type="gramStart"/>
+      <w:r>
+        <w:rPr>
+          <w:b/>
+          <w:bCs/>
+          <w:u w:val="single"/>
+        </w:rPr>
+        <w:t>mypv.yaml</w:t>
+      </w:r>
+      <w:proofErr w:type="spellEnd"/>
+      <w:proofErr w:type="gramEnd"/>
+    </w:p>
+    <w:p>
+      <w:proofErr w:type="spellStart"/>
+      <w:r>
+        <w:t>apiVersion</w:t>
+      </w:r>
+      <w:proofErr w:type="spellEnd"/>
+      <w:r>
+        <w:t>: v1</w:t>
+      </w:r>
+      <w:r>
+        <w:br/>
+        <w:t xml:space="preserve">kind: </w:t>
+      </w:r>
+      <w:proofErr w:type="spellStart"/>
+      <w:r>
+        <w:t>PersistentVolume</w:t>
+      </w:r>
+      <w:proofErr w:type="spellEnd"/>
+      <w:r>
+        <w:br/>
+      </w:r>
+      <w:r>
+        <w:br/>
+        <w:t>metadata:</w:t>
+      </w:r>
+      <w:r>
+        <w:br/>
+        <w:t xml:space="preserve">  name: backup-</w:t>
+      </w:r>
+      <w:proofErr w:type="spellStart"/>
+      <w:r>
+        <w:t>pv</w:t>
+      </w:r>
+      <w:proofErr w:type="spellEnd"/>
+      <w:r>
+        <w:br/>
+      </w:r>
+      <w:r>
+        <w:br/>
+        <w:t>spec:</w:t>
+      </w:r>
+      <w:r>
+        <w:br/>
+        <w:t xml:space="preserve">  capacity:</w:t>
+      </w:r>
+      <w:r>
+        <w:br/>
+        <w:t xml:space="preserve">    storage: 2Gi</w:t>
+      </w:r>
+      <w:r>
+        <w:br/>
+      </w:r>
+      <w:r>
+        <w:br/>
+        <w:t xml:space="preserve">  </w:t>
+      </w:r>
+      <w:proofErr w:type="spellStart"/>
+      <w:r>
+        <w:t>accessModes</w:t>
+      </w:r>
+      <w:proofErr w:type="spellEnd"/>
+      <w:r>
+        <w:t>:</w:t>
+      </w:r>
+      <w:r>
+        <w:br/>
+        <w:t xml:space="preserve">  - </w:t>
+      </w:r>
+      <w:proofErr w:type="spellStart"/>
+      <w:r>
+        <w:t>ReadWriteOnce</w:t>
+      </w:r>
+      <w:proofErr w:type="spellEnd"/>
+      <w:r>
+        <w:br/>
+      </w:r>
+      <w:r>
+        <w:br/>
+        <w:t xml:space="preserve">  </w:t>
+      </w:r>
+      <w:proofErr w:type="spellStart"/>
+      <w:r>
+        <w:t>hostPath</w:t>
+      </w:r>
+      <w:proofErr w:type="spellEnd"/>
+      <w:r>
+        <w:t>:</w:t>
+      </w:r>
+      <w:r>
+        <w:br/>
+        <w:t xml:space="preserve">    path: /data/backup</w:t>
+      </w:r>
+    </w:p>
+    <w:p>
+      <w:proofErr w:type="spellStart"/>
+      <w:r>
+        <w:t>kubectl</w:t>
+      </w:r>
+      <w:proofErr w:type="spellEnd"/>
+      <w:r>
+        <w:t xml:space="preserve"> apply -f </w:t>
+      </w:r>
+      <w:proofErr w:type="spellStart"/>
+      <w:proofErr w:type="gramStart"/>
+      <w:r>
+        <w:t>mypv.yaml</w:t>
+      </w:r>
+      <w:proofErr w:type="spellEnd"/>
+      <w:proofErr w:type="gramEnd"/>
+      <w:r>
+        <w:t xml:space="preserve"> -</w:t>
+      </w:r>
+      <w:proofErr w:type="gramStart"/>
+      <w:r>
+        <w:t>n  backup</w:t>
+      </w:r>
+      <w:proofErr w:type="gramEnd"/>
+      <w:r>
+        <w:t>-demo</w:t>
+      </w:r>
+    </w:p>
+    <w:p>
+      <w:pPr>
+        <w:rPr>
+          <w:b/>
+          <w:bCs/>
+          <w:u w:val="single"/>
+        </w:rPr>
+      </w:pPr>
     </w:p>
     <w:p>
       <w:pPr>
@@ -277,6 +475,9 @@
       </w:r>
       <w:proofErr w:type="spellEnd"/>
       <w:proofErr w:type="gramEnd"/>
+      <w:r>
+        <w:t xml:space="preserve"> -n backup-demo</w:t>
+      </w:r>
     </w:p>
     <w:p>
       <w:proofErr w:type="spellStart"/>
@@ -517,6 +718,9 @@
       </w:r>
       <w:proofErr w:type="spellEnd"/>
       <w:proofErr w:type="gramEnd"/>
+      <w:r>
+        <w:t xml:space="preserve"> </w:t>
+      </w:r>
     </w:p>
     <w:p/>
     <w:p>
@@ -774,15 +978,13 @@
       </w:r>
       <w:proofErr w:type="spellEnd"/>
       <w:r>
-        <w:t xml:space="preserve"> -</w:t>
-      </w:r>
-      <w:proofErr w:type="spellStart"/>
-      <w:r>
-        <w:t>uroot</w:t>
-      </w:r>
-      <w:proofErr w:type="spellEnd"/>
-      <w:r>
-        <w:t xml:space="preserve"> -proot123</w:t>
+        <w:t xml:space="preserve"> -u root -p</w:t>
+      </w:r>
+    </w:p>
+    <w:p/>
+    <w:p>
+      <w:r>
+        <w:t>in prompt: root123</w:t>
       </w:r>
     </w:p>
     <w:p>
@@ -921,156 +1123,10 @@
         </w:pBdr>
       </w:pPr>
       <w:r>
-        <w:t>exit</w:t>
-      </w:r>
-    </w:p>
-    <w:p/>
-    <w:p>
-      <w:pPr>
-        <w:rPr>
-          <w:b/>
-          <w:bCs/>
-        </w:rPr>
-      </w:pPr>
-      <w:r>
-        <w:rPr>
-          <w:b/>
-          <w:bCs/>
-        </w:rPr>
-        <w:t xml:space="preserve">Step 6 Test Connectivity </w:t>
-      </w:r>
-      <w:proofErr w:type="gramStart"/>
-      <w:r>
-        <w:rPr>
-          <w:b/>
-          <w:bCs/>
-        </w:rPr>
-        <w:t>From</w:t>
-      </w:r>
-      <w:proofErr w:type="gramEnd"/>
-      <w:r>
-        <w:rPr>
-          <w:b/>
-          <w:bCs/>
-        </w:rPr>
-        <w:t xml:space="preserve"> Another Pod</w:t>
-      </w:r>
-    </w:p>
-    <w:p>
-      <w:proofErr w:type="spellStart"/>
-      <w:r>
-        <w:t>kubectl</w:t>
-      </w:r>
-      <w:proofErr w:type="spellEnd"/>
-      <w:r>
-        <w:t xml:space="preserve"> run </w:t>
-      </w:r>
-      <w:proofErr w:type="spellStart"/>
-      <w:r>
-        <w:t>mysql</w:t>
-      </w:r>
-      <w:proofErr w:type="spellEnd"/>
-      <w:r>
-        <w:t>-client \</w:t>
-      </w:r>
-    </w:p>
-    <w:p>
-      <w:r>
-        <w:t>--rm -it \</w:t>
-      </w:r>
-    </w:p>
-    <w:p>
-      <w:r>
-        <w:t>--image=mysql:8 \</w:t>
-      </w:r>
-    </w:p>
-    <w:p>
-      <w:r>
-        <w:t>-n backup-demo \</w:t>
-      </w:r>
-    </w:p>
-    <w:p>
-      <w:r>
-        <w:t>-- bash</w:t>
-      </w:r>
-    </w:p>
-    <w:p/>
-    <w:p>
-      <w:pPr>
-        <w:rPr>
-          <w:b/>
-          <w:bCs/>
-          <w:u w:val="single"/>
-        </w:rPr>
-      </w:pPr>
-      <w:r>
-        <w:rPr>
-          <w:b/>
-          <w:bCs/>
-          <w:u w:val="single"/>
-        </w:rPr>
-        <w:t>Inside Pod:</w:t>
-      </w:r>
-    </w:p>
-    <w:p>
-      <w:proofErr w:type="spellStart"/>
-      <w:r>
-        <w:t>mysql</w:t>
-      </w:r>
-      <w:proofErr w:type="spellEnd"/>
-      <w:r>
-        <w:t xml:space="preserve"> \</w:t>
-      </w:r>
-    </w:p>
-    <w:p>
-      <w:r>
-        <w:t xml:space="preserve">-h </w:t>
-      </w:r>
-      <w:proofErr w:type="spellStart"/>
-      <w:r>
-        <w:t>mysql</w:t>
-      </w:r>
-      <w:proofErr w:type="spellEnd"/>
-      <w:r>
-        <w:t>-service \</w:t>
-      </w:r>
-    </w:p>
-    <w:p>
-      <w:r>
-        <w:t>-u root \</w:t>
-      </w:r>
-    </w:p>
-    <w:p>
-      <w:r>
-        <w:t>-p</w:t>
-      </w:r>
-    </w:p>
-    <w:p/>
-    <w:p>
-      <w:r>
-        <w:t>Password: root123</w:t>
-      </w:r>
-    </w:p>
-    <w:p>
-      <w:r>
-        <w:rPr>
-          <w:b/>
-          <w:bCs/>
-        </w:rPr>
-        <w:t>Verify</w:t>
-      </w:r>
-      <w:r>
-        <w:t>:</w:t>
-      </w:r>
-    </w:p>
-    <w:p>
-      <w:r>
-        <w:t>SHOW DATABASES;</w:t>
-      </w:r>
-    </w:p>
-    <w:p>
-      <w:r>
-        <w:t>Success means Service connectivity works.</w:t>
+        <w:t>E</w:t>
+      </w:r>
+      <w:r>
+        <w:t>xit</w:t>
       </w:r>
     </w:p>
     <w:p>
@@ -1079,420 +1135,6 @@
           <w:bottom w:val="thinThickThinMediumGap" w:sz="18" w:space="1" w:color="auto"/>
         </w:pBdr>
       </w:pPr>
-      <w:r>
-        <w:t>Exit.</w:t>
-      </w:r>
-    </w:p>
-    <w:p>
-      <w:r>
-        <w:t xml:space="preserve">Step 7 Create </w:t>
-      </w:r>
-      <w:proofErr w:type="spellStart"/>
-      <w:r>
-        <w:t>CronJob</w:t>
-      </w:r>
-      <w:proofErr w:type="spellEnd"/>
-    </w:p>
-    <w:p>
-      <w:r>
-        <w:t xml:space="preserve">nano </w:t>
-      </w:r>
-      <w:proofErr w:type="spellStart"/>
-      <w:proofErr w:type="gramStart"/>
-      <w:r>
-        <w:t>cronjob.yaml</w:t>
-      </w:r>
-      <w:proofErr w:type="spellEnd"/>
-      <w:proofErr w:type="gramEnd"/>
-    </w:p>
-    <w:p>
-      <w:proofErr w:type="spellStart"/>
-      <w:r>
-        <w:t>apiVersion</w:t>
-      </w:r>
-      <w:proofErr w:type="spellEnd"/>
-      <w:r>
-        <w:t>: batch/v1</w:t>
-      </w:r>
-    </w:p>
-    <w:p>
-      <w:r>
-        <w:t xml:space="preserve">kind: </w:t>
-      </w:r>
-      <w:proofErr w:type="spellStart"/>
-      <w:r>
-        <w:t>CronJob</w:t>
-      </w:r>
-      <w:proofErr w:type="spellEnd"/>
-    </w:p>
-    <w:p>
-      <w:r>
-        <w:t>metadata:</w:t>
-      </w:r>
-    </w:p>
-    <w:p>
-      <w:r>
-        <w:t xml:space="preserve">  name: </w:t>
-      </w:r>
-      <w:proofErr w:type="spellStart"/>
-      <w:r>
-        <w:t>mysql</w:t>
-      </w:r>
-      <w:proofErr w:type="spellEnd"/>
-      <w:r>
-        <w:t>-backup</w:t>
-      </w:r>
-    </w:p>
-    <w:p>
-      <w:r>
-        <w:t xml:space="preserve">  namespace: backup-demo</w:t>
-      </w:r>
-    </w:p>
-    <w:p>
-      <w:r>
-        <w:t>spec:</w:t>
-      </w:r>
-    </w:p>
-    <w:p>
-      <w:r>
-        <w:t xml:space="preserve">  schedule: "*/2 * * * *"</w:t>
-      </w:r>
-    </w:p>
-    <w:p>
-      <w:r>
-        <w:t xml:space="preserve">  </w:t>
-      </w:r>
-      <w:proofErr w:type="spellStart"/>
-      <w:r>
-        <w:t>jobTemplate</w:t>
-      </w:r>
-      <w:proofErr w:type="spellEnd"/>
-      <w:r>
-        <w:t>:</w:t>
-      </w:r>
-    </w:p>
-    <w:p>
-      <w:r>
-        <w:t xml:space="preserve">    spec:</w:t>
-      </w:r>
-    </w:p>
-    <w:p>
-      <w:r>
-        <w:t xml:space="preserve">      template:</w:t>
-      </w:r>
-    </w:p>
-    <w:p>
-      <w:r>
-        <w:t xml:space="preserve">        spec:</w:t>
-      </w:r>
-    </w:p>
-    <w:p>
-      <w:r>
-        <w:t xml:space="preserve">          containers:</w:t>
-      </w:r>
-    </w:p>
-    <w:p>
-      <w:r>
-        <w:t xml:space="preserve">          - name: backup</w:t>
-      </w:r>
-    </w:p>
-    <w:p>
-      <w:r>
-        <w:t xml:space="preserve">            image: mysql:8</w:t>
-      </w:r>
-    </w:p>
-    <w:p>
-      <w:r>
-        <w:t xml:space="preserve">            command:</w:t>
-      </w:r>
-    </w:p>
-    <w:p>
-      <w:r>
-        <w:t xml:space="preserve">            - </w:t>
-      </w:r>
-      <w:proofErr w:type="spellStart"/>
-      <w:r>
-        <w:t>sh</w:t>
-      </w:r>
-      <w:proofErr w:type="spellEnd"/>
-    </w:p>
-    <w:p>
-      <w:r>
-        <w:t xml:space="preserve">            - -c</w:t>
-      </w:r>
-    </w:p>
-    <w:p>
-      <w:r>
-        <w:t xml:space="preserve">            - |</w:t>
-      </w:r>
-    </w:p>
-    <w:p>
-      <w:r>
-        <w:t xml:space="preserve">              </w:t>
-      </w:r>
-      <w:proofErr w:type="spellStart"/>
-      <w:r>
-        <w:t>mysqldump</w:t>
-      </w:r>
-      <w:proofErr w:type="spellEnd"/>
-      <w:r>
-        <w:t xml:space="preserve"> \</w:t>
-      </w:r>
-    </w:p>
-    <w:p>
-      <w:r>
-        <w:t xml:space="preserve">              -h </w:t>
-      </w:r>
-      <w:proofErr w:type="spellStart"/>
-      <w:r>
-        <w:t>mysql</w:t>
-      </w:r>
-      <w:proofErr w:type="spellEnd"/>
-      <w:r>
-        <w:t>-service \</w:t>
-      </w:r>
-    </w:p>
-    <w:p>
-      <w:r>
-        <w:t xml:space="preserve">              -u root \</w:t>
-      </w:r>
-    </w:p>
-    <w:p>
-      <w:r>
-        <w:t xml:space="preserve">              -proot123 \</w:t>
-      </w:r>
-    </w:p>
-    <w:p>
-      <w:r>
-        <w:t xml:space="preserve">              company \</w:t>
-      </w:r>
-    </w:p>
-    <w:p>
-      <w:r>
-        <w:t xml:space="preserve">              &gt; /backup/</w:t>
-      </w:r>
-      <w:proofErr w:type="spellStart"/>
-      <w:r>
-        <w:t>company.sql</w:t>
-      </w:r>
-      <w:proofErr w:type="spellEnd"/>
-    </w:p>
-    <w:p>
-      <w:r>
-        <w:t xml:space="preserve">              echo "Backup Completed"</w:t>
-      </w:r>
-    </w:p>
-    <w:p>
-      <w:r>
-        <w:t xml:space="preserve">            </w:t>
-      </w:r>
-      <w:proofErr w:type="spellStart"/>
-      <w:r>
-        <w:t>volumeMounts</w:t>
-      </w:r>
-      <w:proofErr w:type="spellEnd"/>
-      <w:r>
-        <w:t>:</w:t>
-      </w:r>
-    </w:p>
-    <w:p>
-      <w:r>
-        <w:t xml:space="preserve">            - name: backup-volume</w:t>
-      </w:r>
-    </w:p>
-    <w:p>
-      <w:r>
-        <w:t xml:space="preserve">              </w:t>
-      </w:r>
-      <w:proofErr w:type="spellStart"/>
-      <w:r>
-        <w:t>mountPath</w:t>
-      </w:r>
-      <w:proofErr w:type="spellEnd"/>
-      <w:r>
-        <w:t>: /backup</w:t>
-      </w:r>
-    </w:p>
-    <w:p>
-      <w:r>
-        <w:t xml:space="preserve">          volumes:</w:t>
-      </w:r>
-    </w:p>
-    <w:p>
-      <w:r>
-        <w:t xml:space="preserve">          - name: backup-volume</w:t>
-      </w:r>
-    </w:p>
-    <w:p>
-      <w:r>
-        <w:t xml:space="preserve">            </w:t>
-      </w:r>
-      <w:proofErr w:type="spellStart"/>
-      <w:r>
-        <w:t>persistentVolumeClaim</w:t>
-      </w:r>
-      <w:proofErr w:type="spellEnd"/>
-      <w:r>
-        <w:t>:</w:t>
-      </w:r>
-    </w:p>
-    <w:p>
-      <w:r>
-        <w:t xml:space="preserve">              </w:t>
-      </w:r>
-      <w:proofErr w:type="spellStart"/>
-      <w:r>
-        <w:t>claimName</w:t>
-      </w:r>
-      <w:proofErr w:type="spellEnd"/>
-      <w:r>
-        <w:t>: backup-</w:t>
-      </w:r>
-      <w:proofErr w:type="spellStart"/>
-      <w:r>
-        <w:t>pvc</w:t>
-      </w:r>
-      <w:proofErr w:type="spellEnd"/>
-    </w:p>
-    <w:p>
-      <w:r>
-        <w:t xml:space="preserve">          </w:t>
-      </w:r>
-      <w:proofErr w:type="spellStart"/>
-      <w:r>
-        <w:t>restartPolicy</w:t>
-      </w:r>
-      <w:proofErr w:type="spellEnd"/>
-      <w:r>
-        <w:t>: Never</w:t>
-      </w:r>
-    </w:p>
-    <w:p/>
-    <w:p>
-      <w:r>
-        <w:t>Apply:</w:t>
-      </w:r>
-    </w:p>
-    <w:p>
-      <w:proofErr w:type="spellStart"/>
-      <w:r>
-        <w:t>kubectl</w:t>
-      </w:r>
-      <w:proofErr w:type="spellEnd"/>
-      <w:r>
-        <w:t xml:space="preserve"> apply -f </w:t>
-      </w:r>
-      <w:proofErr w:type="spellStart"/>
-      <w:proofErr w:type="gramStart"/>
-      <w:r>
-        <w:t>cronjob.yaml</w:t>
-      </w:r>
-      <w:proofErr w:type="spellEnd"/>
-      <w:proofErr w:type="gramEnd"/>
-    </w:p>
-    <w:p/>
-    <w:p>
-      <w:pPr>
-        <w:rPr>
-          <w:b/>
-          <w:bCs/>
-        </w:rPr>
-      </w:pPr>
-      <w:r>
-        <w:rPr>
-          <w:b/>
-          <w:bCs/>
-        </w:rPr>
-        <w:t xml:space="preserve">Step 8 Watch </w:t>
-      </w:r>
-      <w:proofErr w:type="spellStart"/>
-      <w:r>
-        <w:rPr>
-          <w:b/>
-          <w:bCs/>
-        </w:rPr>
-        <w:t>CronJob</w:t>
-      </w:r>
-      <w:proofErr w:type="spellEnd"/>
-    </w:p>
-    <w:p>
-      <w:r>
-        <w:rPr>
-          <w:b/>
-          <w:bCs/>
-        </w:rPr>
-        <w:t>Check</w:t>
-      </w:r>
-      <w:r>
-        <w:t>:</w:t>
-      </w:r>
-    </w:p>
-    <w:p>
-      <w:proofErr w:type="spellStart"/>
-      <w:r>
-        <w:t>kubectl</w:t>
-      </w:r>
-      <w:proofErr w:type="spellEnd"/>
-      <w:r>
-        <w:t xml:space="preserve"> get cronjobs -n backup-demo</w:t>
-      </w:r>
-    </w:p>
-    <w:p>
-      <w:r>
-        <w:rPr>
-          <w:b/>
-          <w:bCs/>
-        </w:rPr>
-        <w:t>Watch</w:t>
-      </w:r>
-      <w:r>
-        <w:t>:</w:t>
-      </w:r>
-    </w:p>
-    <w:p>
-      <w:proofErr w:type="spellStart"/>
-      <w:r>
-        <w:t>kubectl</w:t>
-      </w:r>
-      <w:proofErr w:type="spellEnd"/>
-      <w:r>
-        <w:t xml:space="preserve"> get jobs -n backup-demo -w</w:t>
-      </w:r>
-    </w:p>
-    <w:p>
-      <w:pPr>
-        <w:rPr>
-          <w:b/>
-          <w:bCs/>
-        </w:rPr>
-      </w:pPr>
-      <w:r>
-        <w:rPr>
-          <w:b/>
-          <w:bCs/>
-        </w:rPr>
-        <w:t>You should see:</w:t>
-      </w:r>
-    </w:p>
-    <w:p>
-      <w:proofErr w:type="spellStart"/>
-      <w:r>
-        <w:t>mysql</w:t>
-      </w:r>
-      <w:proofErr w:type="spellEnd"/>
-      <w:r>
-        <w:t>-backup-</w:t>
-      </w:r>
-      <w:proofErr w:type="spellStart"/>
-      <w:r>
-        <w:t>xxxxx</w:t>
-      </w:r>
-      <w:proofErr w:type="spellEnd"/>
-    </w:p>
-    <w:p>
-      <w:r>
-        <w:t>created every 2 minutes.</w:t>
-      </w:r>
     </w:p>
     <w:p>
       <w:pPr>
@@ -1500,6 +1142,9 @@
           <w:bottom w:val="thinThickThinMediumGap" w:sz="18" w:space="1" w:color="auto"/>
         </w:pBdr>
       </w:pPr>
+      <w:r>
+        <w:t>Come out of container -&gt; exit</w:t>
+      </w:r>
     </w:p>
     <w:p/>
     <w:p>
@@ -1514,12 +1159,23 @@
           <w:b/>
           <w:bCs/>
         </w:rPr>
-        <w:t>Step 9 Verify Backup File</w:t>
-      </w:r>
-    </w:p>
-    <w:p>
-      <w:r>
-        <w:t>Launch Debug Pod:</w:t>
+        <w:t xml:space="preserve">Step 6 Test Connectivity </w:t>
+      </w:r>
+      <w:proofErr w:type="gramStart"/>
+      <w:r>
+        <w:rPr>
+          <w:b/>
+          <w:bCs/>
+        </w:rPr>
+        <w:t>From</w:t>
+      </w:r>
+      <w:proofErr w:type="gramEnd"/>
+      <w:r>
+        <w:rPr>
+          <w:b/>
+          <w:bCs/>
+        </w:rPr>
+        <w:t xml:space="preserve"> Another Pod</w:t>
       </w:r>
     </w:p>
     <w:p>
@@ -1529,206 +1185,115 @@
       </w:r>
       <w:proofErr w:type="spellEnd"/>
       <w:r>
-        <w:t xml:space="preserve"> run debug \</w:t>
-      </w:r>
-      <w:r>
-        <w:br/>
-        <w:t>--image=</w:t>
-      </w:r>
-      <w:proofErr w:type="spellStart"/>
-      <w:r>
-        <w:t>busybox</w:t>
+        <w:t xml:space="preserve"> run </w:t>
+      </w:r>
+      <w:proofErr w:type="spellStart"/>
+      <w:r>
+        <w:t>mysql</w:t>
+      </w:r>
+      <w:proofErr w:type="spellEnd"/>
+      <w:r>
+        <w:t>-client \</w:t>
+      </w:r>
+    </w:p>
+    <w:p>
+      <w:r>
+        <w:t>--rm -it \</w:t>
+      </w:r>
+    </w:p>
+    <w:p>
+      <w:r>
+        <w:t>--image=mysql:8 \</w:t>
+      </w:r>
+    </w:p>
+    <w:p>
+      <w:r>
+        <w:t>-n backup-demo \</w:t>
+      </w:r>
+    </w:p>
+    <w:p>
+      <w:r>
+        <w:t>-- bash</w:t>
+      </w:r>
+    </w:p>
+    <w:p/>
+    <w:p>
+      <w:pPr>
+        <w:rPr>
+          <w:b/>
+          <w:bCs/>
+          <w:u w:val="single"/>
+        </w:rPr>
+      </w:pPr>
+      <w:r>
+        <w:rPr>
+          <w:b/>
+          <w:bCs/>
+          <w:u w:val="single"/>
+        </w:rPr>
+        <w:t>Inside Pod:</w:t>
+      </w:r>
+    </w:p>
+    <w:p>
+      <w:proofErr w:type="spellStart"/>
+      <w:r>
+        <w:t>mysql</w:t>
       </w:r>
       <w:proofErr w:type="spellEnd"/>
       <w:r>
         <w:t xml:space="preserve"> \</w:t>
       </w:r>
-      <w:r>
-        <w:br/>
-        <w:t>--rm -it \</w:t>
-      </w:r>
-      <w:r>
-        <w:br/>
-        <w:t>-n backup-demo \</w:t>
-      </w:r>
-      <w:r>
-        <w:br/>
-        <w:t xml:space="preserve">-- </w:t>
-      </w:r>
-      <w:proofErr w:type="spellStart"/>
-      <w:r>
-        <w:t>sh</w:t>
-      </w:r>
-      <w:proofErr w:type="spellEnd"/>
-    </w:p>
-    <w:p>
-      <w:r>
-        <w:t>This pod doesn't have PVC mounted, so instead create:</w:t>
+    </w:p>
+    <w:p>
+      <w:r>
+        <w:t xml:space="preserve">-h </w:t>
+      </w:r>
+      <w:proofErr w:type="spellStart"/>
+      <w:r>
+        <w:t>mysql</w:t>
+      </w:r>
+      <w:proofErr w:type="spellEnd"/>
+      <w:r>
+        <w:t>-service \</w:t>
+      </w:r>
+    </w:p>
+    <w:p>
+      <w:r>
+        <w:t>-u root \</w:t>
+      </w:r>
+    </w:p>
+    <w:p>
+      <w:r>
+        <w:t>-p</w:t>
       </w:r>
     </w:p>
     <w:p/>
     <w:p>
       <w:r>
-        <w:t xml:space="preserve">nano </w:t>
-      </w:r>
-      <w:proofErr w:type="spellStart"/>
-      <w:proofErr w:type="gramStart"/>
-      <w:r>
-        <w:t>reader.yaml</w:t>
-      </w:r>
-      <w:proofErr w:type="spellEnd"/>
-      <w:proofErr w:type="gramEnd"/>
-    </w:p>
-    <w:p/>
-    <w:p>
-      <w:proofErr w:type="spellStart"/>
-      <w:r>
-        <w:t>apiVersion</w:t>
-      </w:r>
-      <w:proofErr w:type="spellEnd"/>
-      <w:r>
-        <w:t>: v1</w:t>
-      </w:r>
-    </w:p>
-    <w:p>
-      <w:r>
-        <w:t>kind: Pod</w:t>
-      </w:r>
-    </w:p>
-    <w:p>
-      <w:r>
-        <w:t>metadata:</w:t>
-      </w:r>
-    </w:p>
-    <w:p>
-      <w:r>
-        <w:t xml:space="preserve">  name: backup-reader</w:t>
-      </w:r>
-    </w:p>
-    <w:p>
-      <w:r>
-        <w:t xml:space="preserve">  namespace: backup-demo</w:t>
-      </w:r>
-    </w:p>
-    <w:p>
-      <w:r>
-        <w:t>spec:</w:t>
-      </w:r>
-    </w:p>
-    <w:p>
-      <w:r>
-        <w:t xml:space="preserve">  containers:</w:t>
-      </w:r>
-    </w:p>
-    <w:p>
-      <w:r>
-        <w:t xml:space="preserve">  - name: reader</w:t>
-      </w:r>
-    </w:p>
-    <w:p>
-      <w:r>
-        <w:t xml:space="preserve">    image: </w:t>
-      </w:r>
-      <w:proofErr w:type="spellStart"/>
-      <w:r>
-        <w:t>busybox</w:t>
-      </w:r>
-      <w:proofErr w:type="spellEnd"/>
-    </w:p>
-    <w:p>
-      <w:r>
-        <w:t xml:space="preserve">    command: ["sleep","3600"]</w:t>
-      </w:r>
-    </w:p>
-    <w:p>
-      <w:r>
-        <w:t xml:space="preserve">    </w:t>
-      </w:r>
-      <w:proofErr w:type="spellStart"/>
-      <w:r>
-        <w:t>volumeMounts</w:t>
-      </w:r>
-      <w:proofErr w:type="spellEnd"/>
+        <w:t>Password: root123</w:t>
+      </w:r>
+    </w:p>
+    <w:p>
+      <w:r>
+        <w:rPr>
+          <w:b/>
+          <w:bCs/>
+        </w:rPr>
+        <w:t>Verify</w:t>
+      </w:r>
       <w:r>
         <w:t>:</w:t>
       </w:r>
     </w:p>
     <w:p>
       <w:r>
-        <w:t xml:space="preserve">    - name: backup-volume</w:t>
-      </w:r>
-    </w:p>
-    <w:p>
-      <w:r>
-        <w:t xml:space="preserve">      </w:t>
-      </w:r>
-      <w:proofErr w:type="spellStart"/>
-      <w:r>
-        <w:t>mountPath</w:t>
-      </w:r>
-      <w:proofErr w:type="spellEnd"/>
-      <w:r>
-        <w:t>: /backup</w:t>
-      </w:r>
-    </w:p>
-    <w:p>
-      <w:r>
-        <w:t xml:space="preserve">  volumes:</w:t>
-      </w:r>
-    </w:p>
-    <w:p>
-      <w:r>
-        <w:t xml:space="preserve">  - name: backup-volume</w:t>
-      </w:r>
-    </w:p>
-    <w:p>
-      <w:r>
-        <w:t xml:space="preserve">    </w:t>
-      </w:r>
-      <w:proofErr w:type="spellStart"/>
-      <w:r>
-        <w:t>persistentVolumeClaim</w:t>
-      </w:r>
-      <w:proofErr w:type="spellEnd"/>
-      <w:r>
-        <w:t>:</w:t>
-      </w:r>
-    </w:p>
-    <w:p>
-      <w:r>
-        <w:t xml:space="preserve">      </w:t>
-      </w:r>
-      <w:proofErr w:type="spellStart"/>
-      <w:r>
-        <w:t>claimName</w:t>
-      </w:r>
-      <w:proofErr w:type="spellEnd"/>
-      <w:r>
-        <w:t>: backup-</w:t>
-      </w:r>
-      <w:proofErr w:type="spellStart"/>
-      <w:r>
-        <w:t>pvc</w:t>
-      </w:r>
-      <w:proofErr w:type="spellEnd"/>
-    </w:p>
-    <w:p/>
-    <w:p>
-      <w:proofErr w:type="spellStart"/>
-      <w:r>
-        <w:t>kubectl</w:t>
-      </w:r>
-      <w:proofErr w:type="spellEnd"/>
-      <w:r>
-        <w:t xml:space="preserve"> apply -f </w:t>
-      </w:r>
-      <w:proofErr w:type="spellStart"/>
-      <w:proofErr w:type="gramStart"/>
-      <w:r>
-        <w:t>reader.yaml</w:t>
-      </w:r>
-      <w:proofErr w:type="spellEnd"/>
-      <w:proofErr w:type="gramEnd"/>
+        <w:t>SHOW DATABASES;</w:t>
+      </w:r>
+    </w:p>
+    <w:p>
+      <w:r>
+        <w:t>Success means Service connectivity works.</w:t>
+      </w:r>
     </w:p>
     <w:p>
       <w:pPr>
@@ -1736,82 +1301,8 @@
           <w:bottom w:val="thinThickThinMediumGap" w:sz="18" w:space="1" w:color="auto"/>
         </w:pBdr>
       </w:pPr>
-    </w:p>
-    <w:p>
-      <w:r>
-        <w:t>Enter the pod</w:t>
-      </w:r>
-    </w:p>
-    <w:p>
-      <w:proofErr w:type="spellStart"/>
-      <w:r>
-        <w:t>kubectl</w:t>
-      </w:r>
-      <w:proofErr w:type="spellEnd"/>
-      <w:r>
-        <w:t xml:space="preserve"> exec -it backup-reader \</w:t>
-      </w:r>
-      <w:r>
-        <w:br/>
-        <w:t xml:space="preserve">-n backup-demo </w:t>
-      </w:r>
-      <w:r>
-        <w:t>–</w:t>
-      </w:r>
-      <w:r>
-        <w:t xml:space="preserve"> </w:t>
-      </w:r>
-      <w:proofErr w:type="spellStart"/>
-      <w:r>
-        <w:t>sh</w:t>
-      </w:r>
-      <w:proofErr w:type="spellEnd"/>
-    </w:p>
-    <w:p/>
-    <w:p>
-      <w:r>
-        <w:t>ls /backup</w:t>
-      </w:r>
-    </w:p>
-    <w:p>
-      <w:r>
-        <w:t>output:</w:t>
-      </w:r>
-    </w:p>
-    <w:p>
-      <w:proofErr w:type="spellStart"/>
-      <w:r>
-        <w:t>company.sql</w:t>
-      </w:r>
-      <w:proofErr w:type="spellEnd"/>
-    </w:p>
-    <w:p>
-      <w:r>
-        <w:t>cat /backup/</w:t>
-      </w:r>
-      <w:proofErr w:type="spellStart"/>
-      <w:r>
-        <w:t>company.sql</w:t>
-      </w:r>
-      <w:proofErr w:type="spellEnd"/>
-    </w:p>
-    <w:p>
-      <w:r>
-        <w:t xml:space="preserve">You will </w:t>
-      </w:r>
-      <w:proofErr w:type="gramStart"/>
-      <w:r>
-        <w:t>see :</w:t>
-      </w:r>
-      <w:proofErr w:type="gramEnd"/>
-    </w:p>
-    <w:p>
-      <w:r>
-        <w:t>CREATE TABLE employees ...</w:t>
-      </w:r>
-      <w:r>
-        <w:br/>
-        <w:t>INSERT INTO employees ...</w:t>
+      <w:r>
+        <w:t>Exit.</w:t>
       </w:r>
     </w:p>
     <w:p>
@@ -1821,12 +1312,434 @@
         </w:pBdr>
       </w:pPr>
     </w:p>
+    <w:p>
+      <w:pPr>
+        <w:pBdr>
+          <w:bottom w:val="thinThickThinMediumGap" w:sz="18" w:space="1" w:color="auto"/>
+        </w:pBdr>
+      </w:pPr>
+      <w:r>
+        <w:t>Come out of container</w:t>
+      </w:r>
+    </w:p>
+    <w:p>
+      <w:r>
+        <w:t xml:space="preserve">Step 7 Create </w:t>
+      </w:r>
+      <w:proofErr w:type="spellStart"/>
+      <w:r>
+        <w:t>CronJob</w:t>
+      </w:r>
+      <w:proofErr w:type="spellEnd"/>
+    </w:p>
+    <w:p>
+      <w:r>
+        <w:t xml:space="preserve">nano </w:t>
+      </w:r>
+      <w:proofErr w:type="spellStart"/>
+      <w:proofErr w:type="gramStart"/>
+      <w:r>
+        <w:t>cronjob.yaml</w:t>
+      </w:r>
+      <w:proofErr w:type="spellEnd"/>
+      <w:proofErr w:type="gramEnd"/>
+    </w:p>
+    <w:p>
+      <w:proofErr w:type="spellStart"/>
+      <w:r>
+        <w:t>apiVersion</w:t>
+      </w:r>
+      <w:proofErr w:type="spellEnd"/>
+      <w:r>
+        <w:t>: batch/v1</w:t>
+      </w:r>
+    </w:p>
+    <w:p>
+      <w:r>
+        <w:t xml:space="preserve">kind: </w:t>
+      </w:r>
+      <w:proofErr w:type="spellStart"/>
+      <w:r>
+        <w:t>CronJob</w:t>
+      </w:r>
+      <w:proofErr w:type="spellEnd"/>
+    </w:p>
+    <w:p>
+      <w:r>
+        <w:t>metadata:</w:t>
+      </w:r>
+    </w:p>
+    <w:p>
+      <w:r>
+        <w:t xml:space="preserve">  name: </w:t>
+      </w:r>
+      <w:proofErr w:type="spellStart"/>
+      <w:r>
+        <w:t>mysql</w:t>
+      </w:r>
+      <w:proofErr w:type="spellEnd"/>
+      <w:r>
+        <w:t>-backup</w:t>
+      </w:r>
+    </w:p>
+    <w:p>
+      <w:r>
+        <w:t xml:space="preserve">  namespace: backup-demo</w:t>
+      </w:r>
+    </w:p>
+    <w:p>
+      <w:r>
+        <w:t>spec:</w:t>
+      </w:r>
+    </w:p>
+    <w:p>
+      <w:r>
+        <w:t xml:space="preserve">  schedule: "*/2 * * * *"</w:t>
+      </w:r>
+    </w:p>
+    <w:p>
+      <w:r>
+        <w:t xml:space="preserve">  </w:t>
+      </w:r>
+      <w:proofErr w:type="spellStart"/>
+      <w:r>
+        <w:t>jobTemplate</w:t>
+      </w:r>
+      <w:proofErr w:type="spellEnd"/>
+      <w:r>
+        <w:t>:</w:t>
+      </w:r>
+    </w:p>
+    <w:p>
+      <w:r>
+        <w:t xml:space="preserve">    spec:</w:t>
+      </w:r>
+    </w:p>
+    <w:p>
+      <w:r>
+        <w:t xml:space="preserve">      template:</w:t>
+      </w:r>
+    </w:p>
+    <w:p>
+      <w:r>
+        <w:t xml:space="preserve">        spec:</w:t>
+      </w:r>
+    </w:p>
+    <w:p>
+      <w:r>
+        <w:t xml:space="preserve">          containers:</w:t>
+      </w:r>
+    </w:p>
+    <w:p>
+      <w:r>
+        <w:t xml:space="preserve">          - name: backup</w:t>
+      </w:r>
+    </w:p>
+    <w:p>
+      <w:r>
+        <w:t xml:space="preserve">            image: mysql:8</w:t>
+      </w:r>
+    </w:p>
+    <w:p>
+      <w:r>
+        <w:t xml:space="preserve">            command:</w:t>
+      </w:r>
+    </w:p>
+    <w:p>
+      <w:r>
+        <w:t xml:space="preserve">            - </w:t>
+      </w:r>
+      <w:proofErr w:type="spellStart"/>
+      <w:r>
+        <w:t>sh</w:t>
+      </w:r>
+      <w:proofErr w:type="spellEnd"/>
+    </w:p>
+    <w:p>
+      <w:r>
+        <w:t xml:space="preserve">            - -c</w:t>
+      </w:r>
+    </w:p>
+    <w:p>
+      <w:r>
+        <w:t xml:space="preserve">            - |</w:t>
+      </w:r>
+    </w:p>
+    <w:p>
+      <w:r>
+        <w:t xml:space="preserve">              </w:t>
+      </w:r>
+      <w:proofErr w:type="spellStart"/>
+      <w:r>
+        <w:t>mysqldump</w:t>
+      </w:r>
+      <w:proofErr w:type="spellEnd"/>
+      <w:r>
+        <w:t xml:space="preserve"> \</w:t>
+      </w:r>
+    </w:p>
+    <w:p>
+      <w:r>
+        <w:t xml:space="preserve">              -h </w:t>
+      </w:r>
+      <w:proofErr w:type="spellStart"/>
+      <w:r>
+        <w:t>mysql</w:t>
+      </w:r>
+      <w:proofErr w:type="spellEnd"/>
+      <w:r>
+        <w:t>-service \</w:t>
+      </w:r>
+    </w:p>
+    <w:p>
+      <w:r>
+        <w:t xml:space="preserve">              -u root \</w:t>
+      </w:r>
+    </w:p>
+    <w:p>
+      <w:r>
+        <w:t xml:space="preserve">              -proot123 \</w:t>
+      </w:r>
+    </w:p>
+    <w:p>
+      <w:r>
+        <w:t xml:space="preserve">              company \</w:t>
+      </w:r>
+    </w:p>
+    <w:p>
+      <w:r>
+        <w:t xml:space="preserve">              &gt; /backup/</w:t>
+      </w:r>
+      <w:proofErr w:type="spellStart"/>
+      <w:r>
+        <w:t>company.sql</w:t>
+      </w:r>
+      <w:proofErr w:type="spellEnd"/>
+    </w:p>
+    <w:p>
+      <w:r>
+        <w:t xml:space="preserve">              echo "Backup Completed"</w:t>
+      </w:r>
+    </w:p>
+    <w:p>
+      <w:r>
+        <w:t xml:space="preserve">            </w:t>
+      </w:r>
+      <w:proofErr w:type="spellStart"/>
+      <w:r>
+        <w:t>volumeMounts</w:t>
+      </w:r>
+      <w:proofErr w:type="spellEnd"/>
+      <w:r>
+        <w:t>:</w:t>
+      </w:r>
+    </w:p>
+    <w:p>
+      <w:r>
+        <w:t xml:space="preserve">            - name: backup-volume</w:t>
+      </w:r>
+    </w:p>
+    <w:p>
+      <w:r>
+        <w:t xml:space="preserve">              </w:t>
+      </w:r>
+      <w:proofErr w:type="spellStart"/>
+      <w:r>
+        <w:t>mountPath</w:t>
+      </w:r>
+      <w:proofErr w:type="spellEnd"/>
+      <w:r>
+        <w:t>: /backup</w:t>
+      </w:r>
+    </w:p>
+    <w:p>
+      <w:r>
+        <w:t xml:space="preserve">          volumes:</w:t>
+      </w:r>
+    </w:p>
+    <w:p>
+      <w:r>
+        <w:t xml:space="preserve">          - name: backup-volume</w:t>
+      </w:r>
+    </w:p>
+    <w:p>
+      <w:r>
+        <w:t xml:space="preserve">            </w:t>
+      </w:r>
+      <w:proofErr w:type="spellStart"/>
+      <w:r>
+        <w:t>persistentVolumeClaim</w:t>
+      </w:r>
+      <w:proofErr w:type="spellEnd"/>
+      <w:r>
+        <w:t>:</w:t>
+      </w:r>
+    </w:p>
+    <w:p>
+      <w:r>
+        <w:t xml:space="preserve">              </w:t>
+      </w:r>
+      <w:proofErr w:type="spellStart"/>
+      <w:r>
+        <w:t>claimName</w:t>
+      </w:r>
+      <w:proofErr w:type="spellEnd"/>
+      <w:r>
+        <w:t>: backup-</w:t>
+      </w:r>
+      <w:proofErr w:type="spellStart"/>
+      <w:r>
+        <w:t>pvc</w:t>
+      </w:r>
+      <w:proofErr w:type="spellEnd"/>
+    </w:p>
+    <w:p>
+      <w:r>
+        <w:t xml:space="preserve">          </w:t>
+      </w:r>
+      <w:proofErr w:type="spellStart"/>
+      <w:r>
+        <w:t>restartPolicy</w:t>
+      </w:r>
+      <w:proofErr w:type="spellEnd"/>
+      <w:r>
+        <w:t>: Never</w:t>
+      </w:r>
+    </w:p>
     <w:p/>
+    <w:p>
+      <w:r>
+        <w:t>Apply:</w:t>
+      </w:r>
+    </w:p>
+    <w:p>
+      <w:proofErr w:type="spellStart"/>
+      <w:r>
+        <w:t>kubectl</w:t>
+      </w:r>
+      <w:proofErr w:type="spellEnd"/>
+      <w:r>
+        <w:t xml:space="preserve"> apply -f </w:t>
+      </w:r>
+      <w:proofErr w:type="spellStart"/>
+      <w:proofErr w:type="gramStart"/>
+      <w:r>
+        <w:t>cronjob.yaml</w:t>
+      </w:r>
+      <w:proofErr w:type="spellEnd"/>
+      <w:proofErr w:type="gramEnd"/>
+    </w:p>
     <w:p/>
-    <w:p/>
-    <w:p/>
-    <w:p/>
-    <w:p/>
+    <w:p>
+      <w:pPr>
+        <w:rPr>
+          <w:b/>
+          <w:bCs/>
+        </w:rPr>
+      </w:pPr>
+      <w:r>
+        <w:rPr>
+          <w:b/>
+          <w:bCs/>
+        </w:rPr>
+        <w:t xml:space="preserve">Step 8 Watch </w:t>
+      </w:r>
+      <w:proofErr w:type="spellStart"/>
+      <w:r>
+        <w:rPr>
+          <w:b/>
+          <w:bCs/>
+        </w:rPr>
+        <w:t>CronJob</w:t>
+      </w:r>
+      <w:proofErr w:type="spellEnd"/>
+    </w:p>
+    <w:p>
+      <w:r>
+        <w:rPr>
+          <w:b/>
+          <w:bCs/>
+        </w:rPr>
+        <w:t>Check</w:t>
+      </w:r>
+      <w:r>
+        <w:t>:</w:t>
+      </w:r>
+    </w:p>
+    <w:p>
+      <w:proofErr w:type="spellStart"/>
+      <w:r>
+        <w:t>kubectl</w:t>
+      </w:r>
+      <w:proofErr w:type="spellEnd"/>
+      <w:r>
+        <w:t xml:space="preserve"> get cronjobs -n backup-demo</w:t>
+      </w:r>
+    </w:p>
+    <w:p>
+      <w:r>
+        <w:rPr>
+          <w:b/>
+          <w:bCs/>
+        </w:rPr>
+        <w:t>Watch</w:t>
+      </w:r>
+      <w:r>
+        <w:t>:</w:t>
+      </w:r>
+    </w:p>
+    <w:p>
+      <w:proofErr w:type="spellStart"/>
+      <w:r>
+        <w:t>kubectl</w:t>
+      </w:r>
+      <w:proofErr w:type="spellEnd"/>
+      <w:r>
+        <w:t xml:space="preserve"> get jobs -n backup-demo -w</w:t>
+      </w:r>
+    </w:p>
+    <w:p>
+      <w:pPr>
+        <w:rPr>
+          <w:b/>
+          <w:bCs/>
+        </w:rPr>
+      </w:pPr>
+      <w:r>
+        <w:rPr>
+          <w:b/>
+          <w:bCs/>
+        </w:rPr>
+        <w:t>You should see:</w:t>
+      </w:r>
+    </w:p>
+    <w:p>
+      <w:proofErr w:type="spellStart"/>
+      <w:r>
+        <w:t>mysql</w:t>
+      </w:r>
+      <w:proofErr w:type="spellEnd"/>
+      <w:r>
+        <w:t>-backup-</w:t>
+      </w:r>
+      <w:proofErr w:type="spellStart"/>
+      <w:r>
+        <w:t>xxxxx</w:t>
+      </w:r>
+      <w:proofErr w:type="spellEnd"/>
+    </w:p>
+    <w:p>
+      <w:r>
+        <w:t>created every 2 minutes.</w:t>
+      </w:r>
+    </w:p>
+    <w:p>
+      <w:pPr>
+        <w:pBdr>
+          <w:bottom w:val="thinThickThinMediumGap" w:sz="18" w:space="1" w:color="auto"/>
+        </w:pBdr>
+      </w:pPr>
+    </w:p>
     <w:p/>
     <w:p/>
     <w:sectPr>
